--- a/P1/TI.1.3. PAO202651_RESTFUL_JAVA_SINBDD_NRC_36883_GR07/05. DOCUMENTACION/02. MANUAL TECNICO/ManualTecnico_GR07.docx
+++ b/P1/TI.1.3. PAO202651_RESTFUL_JAVA_SINBDD_NRC_36883_GR07/05. DOCUMENTACION/02. MANUAL TECNICO/ManualTecnico_GR07.docx
@@ -2287,6 +2287,324 @@
       </w:tr>
     </w:tbl>
     <w:p/>
+    <w:p>
+      <w:pPr>
+        <w:pStyle w:val="Heading1"/>
+        <w:pageBreakBefore/>
+      </w:pPr>
+      <w:r>
+        <w:t>Diagramas UML elaborados en PowerDesigner</w:t>
+      </w:r>
+    </w:p>
+    <w:p>
+      <w:r>
+        <w:t>Los siguientes diagramas corresponden al dise?o de TI.1.3. Cada imagen es una exportaci?n desde PowerDesigner 16.5 y cuenta con su modelo nativo editable (.oom) en la carpeta indicada.</w:t>
+      </w:r>
+    </w:p>
+    <w:p>
+      <w:pPr>
+        <w:jc w:val="center"/>
+      </w:pPr>
+      <w:r>
+        <w:drawing>
+          <wp:inline xmlns:a="http://schemas.openxmlformats.org/drawingml/2006/main" xmlns:pic="http://schemas.openxmlformats.org/drawingml/2006/picture">
+            <wp:extent cx="5029200" cy="4185449"/>
+            <wp:docPr id="2" name="Picture 2"/>
+            <wp:cNvGraphicFramePr>
+              <a:graphicFrameLocks noChangeAspect="1"/>
+            </wp:cNvGraphicFramePr>
+            <a:graphic>
+              <a:graphicData uri="http://schemas.openxmlformats.org/drawingml/2006/picture">
+                <pic:pic>
+                  <pic:nvPicPr>
+                    <pic:cNvPr id="0" name="DiagramaCasosUso_TI13.png"/>
+                    <pic:cNvPicPr/>
+                  </pic:nvPicPr>
+                  <pic:blipFill>
+                    <a:blip r:embed="rId12"/>
+                    <a:stretch>
+                      <a:fillRect/>
+                    </a:stretch>
+                  </pic:blipFill>
+                  <pic:spPr>
+                    <a:xfrm>
+                      <a:off x="0" y="0"/>
+                      <a:ext cx="5029200" cy="4185449"/>
+                    </a:xfrm>
+                    <a:prstGeom prst="rect"/>
+                  </pic:spPr>
+                </pic:pic>
+              </a:graphicData>
+            </a:graphic>
+          </wp:inline>
+        </w:drawing>
+      </w:r>
+    </w:p>
+    <w:p>
+      <w:pPr>
+        <w:pStyle w:val="Caption"/>
+        <w:jc w:val="center"/>
+      </w:pPr>
+      <w:r>
+        <w:t>Ilustraci?n 1. Casos de uso</w:t>
+      </w:r>
+    </w:p>
+    <w:p>
+      <w:pPr>
+        <w:jc w:val="center"/>
+      </w:pPr>
+      <w:r>
+        <w:rPr>
+          <w:rFonts w:ascii="Consolas" w:hAnsi="Consolas"/>
+          <w:sz w:val="16"/>
+        </w:rPr>
+        <w:t>Modelo nativo: 01. UML/03. DIAGRAMAS/01_CASOS_USO/DiagramaCasosUso_TI13.oom</w:t>
+      </w:r>
+    </w:p>
+    <w:p>
+      <w:pPr>
+        <w:pageBreakBefore/>
+        <w:jc w:val="center"/>
+      </w:pPr>
+      <w:r>
+        <w:drawing>
+          <wp:inline xmlns:a="http://schemas.openxmlformats.org/drawingml/2006/main" xmlns:pic="http://schemas.openxmlformats.org/drawingml/2006/picture">
+            <wp:extent cx="3017520" cy="6356761"/>
+            <wp:docPr id="3" name="Picture 3"/>
+            <wp:cNvGraphicFramePr>
+              <a:graphicFrameLocks noChangeAspect="1"/>
+            </wp:cNvGraphicFramePr>
+            <a:graphic>
+              <a:graphicData uri="http://schemas.openxmlformats.org/drawingml/2006/picture">
+                <pic:pic>
+                  <pic:nvPicPr>
+                    <pic:cNvPr id="0" name="DiagramaActividad_TI13.png"/>
+                    <pic:cNvPicPr/>
+                  </pic:nvPicPr>
+                  <pic:blipFill>
+                    <a:blip r:embed="rId13"/>
+                    <a:stretch>
+                      <a:fillRect/>
+                    </a:stretch>
+                  </pic:blipFill>
+                  <pic:spPr>
+                    <a:xfrm>
+                      <a:off x="0" y="0"/>
+                      <a:ext cx="3017520" cy="6356761"/>
+                    </a:xfrm>
+                    <a:prstGeom prst="rect"/>
+                  </pic:spPr>
+                </pic:pic>
+              </a:graphicData>
+            </a:graphic>
+          </wp:inline>
+        </w:drawing>
+      </w:r>
+    </w:p>
+    <w:p>
+      <w:pPr>
+        <w:pStyle w:val="Caption"/>
+        <w:jc w:val="center"/>
+      </w:pPr>
+      <w:r>
+        <w:t>Ilustraci?n 2. Actividad de conversi?n autenticada</w:t>
+      </w:r>
+    </w:p>
+    <w:p>
+      <w:pPr>
+        <w:jc w:val="center"/>
+      </w:pPr>
+      <w:r>
+        <w:rPr>
+          <w:rFonts w:ascii="Consolas" w:hAnsi="Consolas"/>
+          <w:sz w:val="16"/>
+        </w:rPr>
+        <w:t>Modelo nativo: 01. UML/03. DIAGRAMAS/02_ACTIVIDAD/DiagramaActividad_TI13.oom</w:t>
+      </w:r>
+    </w:p>
+    <w:p>
+      <w:pPr>
+        <w:pageBreakBefore/>
+        <w:jc w:val="center"/>
+      </w:pPr>
+      <w:r>
+        <w:drawing>
+          <wp:inline xmlns:a="http://schemas.openxmlformats.org/drawingml/2006/main" xmlns:pic="http://schemas.openxmlformats.org/drawingml/2006/picture">
+            <wp:extent cx="5486400" cy="8661483"/>
+            <wp:docPr id="4" name="Picture 4"/>
+            <wp:cNvGraphicFramePr>
+              <a:graphicFrameLocks noChangeAspect="1"/>
+            </wp:cNvGraphicFramePr>
+            <a:graphic>
+              <a:graphicData uri="http://schemas.openxmlformats.org/drawingml/2006/picture">
+                <pic:pic>
+                  <pic:nvPicPr>
+                    <pic:cNvPr id="0" name="DiagramaSecuencia_TI13.png"/>
+                    <pic:cNvPicPr/>
+                  </pic:nvPicPr>
+                  <pic:blipFill>
+                    <a:blip r:embed="rId14"/>
+                    <a:stretch>
+                      <a:fillRect/>
+                    </a:stretch>
+                  </pic:blipFill>
+                  <pic:spPr>
+                    <a:xfrm>
+                      <a:off x="0" y="0"/>
+                      <a:ext cx="5486400" cy="8661483"/>
+                    </a:xfrm>
+                    <a:prstGeom prst="rect"/>
+                  </pic:spPr>
+                </pic:pic>
+              </a:graphicData>
+            </a:graphic>
+          </wp:inline>
+        </w:drawing>
+      </w:r>
+    </w:p>
+    <w:p>
+      <w:pPr>
+        <w:pStyle w:val="Caption"/>
+        <w:jc w:val="center"/>
+      </w:pPr>
+      <w:r>
+        <w:t>Ilustraci?n 3. Secuencia de conversi?n REST</w:t>
+      </w:r>
+    </w:p>
+    <w:p>
+      <w:pPr>
+        <w:jc w:val="center"/>
+      </w:pPr>
+      <w:r>
+        <w:rPr>
+          <w:rFonts w:ascii="Consolas" w:hAnsi="Consolas"/>
+          <w:sz w:val="16"/>
+        </w:rPr>
+        <w:t>Modelo nativo: 01. UML/03. DIAGRAMAS/03_SECUENCIA/DiagramaSecuencia_TI13.oom</w:t>
+      </w:r>
+    </w:p>
+    <w:p>
+      <w:pPr>
+        <w:pageBreakBefore/>
+        <w:jc w:val="center"/>
+      </w:pPr>
+      <w:r>
+        <w:drawing>
+          <wp:inline xmlns:a="http://schemas.openxmlformats.org/drawingml/2006/main" xmlns:pic="http://schemas.openxmlformats.org/drawingml/2006/picture">
+            <wp:extent cx="5669280" cy="5086785"/>
+            <wp:docPr id="5" name="Picture 5"/>
+            <wp:cNvGraphicFramePr>
+              <a:graphicFrameLocks noChangeAspect="1"/>
+            </wp:cNvGraphicFramePr>
+            <a:graphic>
+              <a:graphicData uri="http://schemas.openxmlformats.org/drawingml/2006/picture">
+                <pic:pic>
+                  <pic:nvPicPr>
+                    <pic:cNvPr id="0" name="DiagramaClases_TI13.png"/>
+                    <pic:cNvPicPr/>
+                  </pic:nvPicPr>
+                  <pic:blipFill>
+                    <a:blip r:embed="rId15"/>
+                    <a:stretch>
+                      <a:fillRect/>
+                    </a:stretch>
+                  </pic:blipFill>
+                  <pic:spPr>
+                    <a:xfrm>
+                      <a:off x="0" y="0"/>
+                      <a:ext cx="5669280" cy="5086785"/>
+                    </a:xfrm>
+                    <a:prstGeom prst="rect"/>
+                  </pic:spPr>
+                </pic:pic>
+              </a:graphicData>
+            </a:graphic>
+          </wp:inline>
+        </w:drawing>
+      </w:r>
+    </w:p>
+    <w:p>
+      <w:pPr>
+        <w:pStyle w:val="Caption"/>
+        <w:jc w:val="center"/>
+      </w:pPr>
+      <w:r>
+        <w:t>Ilustraci?n 4. Clases del servidor REST Java</w:t>
+      </w:r>
+    </w:p>
+    <w:p>
+      <w:pPr>
+        <w:jc w:val="center"/>
+      </w:pPr>
+      <w:r>
+        <w:rPr>
+          <w:rFonts w:ascii="Consolas" w:hAnsi="Consolas"/>
+          <w:sz w:val="16"/>
+        </w:rPr>
+        <w:t>Modelo nativo: 01. UML/03. DIAGRAMAS/04_CLASES/DiagramaClases_TI13.oom</w:t>
+      </w:r>
+    </w:p>
+    <w:p>
+      <w:pPr>
+        <w:pageBreakBefore/>
+        <w:jc w:val="center"/>
+      </w:pPr>
+      <w:r>
+        <w:drawing>
+          <wp:inline xmlns:a="http://schemas.openxmlformats.org/drawingml/2006/main" xmlns:pic="http://schemas.openxmlformats.org/drawingml/2006/picture">
+            <wp:extent cx="5486400" cy="4139921"/>
+            <wp:docPr id="6" name="Picture 6"/>
+            <wp:cNvGraphicFramePr>
+              <a:graphicFrameLocks noChangeAspect="1"/>
+            </wp:cNvGraphicFramePr>
+            <a:graphic>
+              <a:graphicData uri="http://schemas.openxmlformats.org/drawingml/2006/picture">
+                <pic:pic>
+                  <pic:nvPicPr>
+                    <pic:cNvPr id="0" name="DiagramaArquitectura_TI13.png"/>
+                    <pic:cNvPicPr/>
+                  </pic:nvPicPr>
+                  <pic:blipFill>
+                    <a:blip r:embed="rId16"/>
+                    <a:stretch>
+                      <a:fillRect/>
+                    </a:stretch>
+                  </pic:blipFill>
+                  <pic:spPr>
+                    <a:xfrm>
+                      <a:off x="0" y="0"/>
+                      <a:ext cx="5486400" cy="4139921"/>
+                    </a:xfrm>
+                    <a:prstGeom prst="rect"/>
+                  </pic:spPr>
+                </pic:pic>
+              </a:graphicData>
+            </a:graphic>
+          </wp:inline>
+        </w:drawing>
+      </w:r>
+    </w:p>
+    <w:p>
+      <w:pPr>
+        <w:pStyle w:val="Caption"/>
+        <w:jc w:val="center"/>
+      </w:pPr>
+      <w:r>
+        <w:t>Ilustraci?n 5. Arquitectura l?gica de TI.1.3</w:t>
+      </w:r>
+    </w:p>
+    <w:p>
+      <w:pPr>
+        <w:jc w:val="center"/>
+      </w:pPr>
+      <w:r>
+        <w:rPr>
+          <w:rFonts w:ascii="Consolas" w:hAnsi="Consolas"/>
+          <w:sz w:val="16"/>
+        </w:rPr>
+        <w:t>Modelo nativo: 01. UML/03. DIAGRAMAS/05_ARQUITECTURA/DiagramaArquitectura_TI13.oom</w:t>
+      </w:r>
+    </w:p>
     <w:p>
       <w:pPr>
         <w:pStyle w:val="Heading1"/>
